--- a/thesis/Ch6/Chapter_6.docx
+++ b/thesis/Ch6/Chapter_6.docx
@@ -246,7 +246,7 @@
           <w:iCs/>
           <w:szCs w:val="24"/>
         </w:rPr>
-        <w:t xml:space="preserve"> after its generation from higher elevations surrounding Phoenix and Tucson</w:t>
+        <w:t xml:space="preserve"> after generation from higher elevations surrounding Phoenix and Tucson</w:t>
       </w:r>
       <w:r>
         <w:rPr>
@@ -499,7 +499,23 @@
           <w:iCs/>
           <w:szCs w:val="24"/>
         </w:rPr>
-        <w:t xml:space="preserve"> While these thesis could delve more into the how, much of this has already been discussed (e.g Literature et al., 2020-2024)</w:t>
+        <w:t xml:space="preserve"> While these thesis could delve more into the how, much of this has already been discussed (</w:t>
+      </w:r>
+      <w:proofErr w:type="spellStart"/>
+      <w:r>
+        <w:rPr>
+          <w:iCs/>
+          <w:szCs w:val="24"/>
+        </w:rPr>
+        <w:t>e.g</w:t>
+      </w:r>
+      <w:proofErr w:type="spellEnd"/>
+      <w:r>
+        <w:rPr>
+          <w:iCs/>
+          <w:szCs w:val="24"/>
+        </w:rPr>
+        <w:t xml:space="preserve"> Literature et al., 2020-2024)</w:t>
       </w:r>
       <w:r>
         <w:rPr>
@@ -723,47 +739,316 @@
         </w:rPr>
         <w:t xml:space="preserve"> </w:t>
       </w:r>
-      <w:r>
-        <w:rPr>
-          <w:iCs/>
-          <w:szCs w:val="24"/>
-        </w:rPr>
-        <w:t xml:space="preserve">The initial goal of this was to create a unique depiction of urban density within the AOI. Final inspection of the predicted outputs </w:t>
-      </w:r>
-      <w:r>
-        <w:rPr>
-          <w:iCs/>
-          <w:szCs w:val="24"/>
-        </w:rPr>
-        <w:t>reveals</w:t>
-      </w:r>
-      <w:r>
-        <w:rPr>
-          <w:iCs/>
-          <w:szCs w:val="24"/>
-        </w:rPr>
-        <w:t xml:space="preserve"> clear transport trends which favor dense urban locations</w:t>
-      </w:r>
-      <w:r>
-        <w:rPr>
-          <w:iCs/>
-          <w:szCs w:val="24"/>
-        </w:rPr>
-        <w:t xml:space="preserve">, </w:t>
-      </w:r>
-      <w:r>
-        <w:rPr>
-          <w:iCs/>
-          <w:szCs w:val="24"/>
-        </w:rPr>
-        <w:t>little change in elevation</w:t>
-      </w:r>
-      <w:r>
-        <w:rPr>
-          <w:iCs/>
-          <w:szCs w:val="24"/>
-        </w:rPr>
-        <w:t>, and large sources of healthy vegetation</w:t>
+    </w:p>
+    <w:p>
+      <w:pPr>
+        <w:ind w:firstLine="720"/>
+        <w:rPr>
+          <w:iCs/>
+          <w:szCs w:val="24"/>
+        </w:rPr>
+      </w:pPr>
+      <w:r>
+        <w:rPr>
+          <w:iCs/>
+          <w:szCs w:val="24"/>
+        </w:rPr>
+        <w:t xml:space="preserve">Southeastern Arizona is characterized by a </w:t>
+      </w:r>
+      <w:r>
+        <w:rPr>
+          <w:iCs/>
+          <w:szCs w:val="24"/>
+        </w:rPr>
+        <w:t>semi-arid</w:t>
+      </w:r>
+      <w:r>
+        <w:rPr>
+          <w:iCs/>
+          <w:szCs w:val="24"/>
+        </w:rPr>
+        <w:t xml:space="preserve"> climat</w:t>
+      </w:r>
+      <w:r>
+        <w:rPr>
+          <w:iCs/>
+          <w:szCs w:val="24"/>
+        </w:rPr>
+        <w:t xml:space="preserve">e, with about </w:t>
+      </w:r>
+      <w:r>
+        <w:rPr>
+          <w:iCs/>
+          <w:szCs w:val="24"/>
+        </w:rPr>
+        <w:t xml:space="preserve">300 mm </w:t>
+      </w:r>
+      <w:r>
+        <w:rPr>
+          <w:iCs/>
+          <w:szCs w:val="24"/>
+        </w:rPr>
+        <w:t>of r</w:t>
+      </w:r>
+      <w:r>
+        <w:rPr>
+          <w:iCs/>
+          <w:szCs w:val="24"/>
+        </w:rPr>
+        <w:t>ain each year</w:t>
+      </w:r>
+      <w:r>
+        <w:rPr>
+          <w:iCs/>
+          <w:szCs w:val="24"/>
+        </w:rPr>
+        <w:t xml:space="preserve">. The distributions of features in </w:t>
+      </w:r>
+      <w:r>
+        <w:rPr>
+          <w:iCs/>
+          <w:szCs w:val="24"/>
+        </w:rPr>
+        <w:t xml:space="preserve">least 3 months with less than 5 mm of precipitation. Average annual temperature is above 20 °C. Consequently, water is a </w:t>
+      </w:r>
+      <w:r>
+        <w:rPr>
+          <w:iCs/>
+          <w:szCs w:val="24"/>
+        </w:rPr>
+        <w:t>scarce</w:t>
+      </w:r>
+      <w:r>
+        <w:rPr>
+          <w:iCs/>
+          <w:szCs w:val="24"/>
+        </w:rPr>
+        <w:t xml:space="preserve"> and precious resource, and from the pre-Columbian times to today, human presence has depended on some form of water management. The presence of high-elevation areas typical of the “basin and range” landscape of the western United States, allows for high biodiversity. Mountain ranges, with peaks up to 2800 m, are called “sky islands” because they appear as green forested islands in the middle of a sea of desert grasslands and shrublands [Crist et al., </w:t>
+      </w:r>
+      <w:hyperlink r:id="rId6" w:anchor="r16" w:history="1">
+        <w:r>
+          <w:rPr>
+            <w:rStyle w:val="Hyperlink"/>
+            <w:iCs/>
+            <w:szCs w:val="24"/>
+          </w:rPr>
+          <w:t>2014</w:t>
+        </w:r>
+      </w:hyperlink>
+      <w:r>
+        <w:rPr>
+          <w:iCs/>
+          <w:szCs w:val="24"/>
+        </w:rPr>
+        <w:t>]. </w:t>
+      </w:r>
+    </w:p>
+    <w:p>
+      <w:pPr>
+        <w:ind w:firstLine="720"/>
+        <w:rPr>
+          <w:iCs/>
+          <w:szCs w:val="24"/>
+        </w:rPr>
+      </w:pPr>
+      <w:r>
+        <w:rPr>
+          <w:iCs/>
+          <w:szCs w:val="24"/>
+        </w:rPr>
+        <w:lastRenderedPageBreak/>
+        <w:t>These</w:t>
+      </w:r>
+      <w:r>
+        <w:rPr>
+          <w:iCs/>
+          <w:szCs w:val="24"/>
+        </w:rPr>
+        <w:t xml:space="preserve"> unique ecosystems </w:t>
+      </w:r>
+      <w:r>
+        <w:rPr>
+          <w:iCs/>
+          <w:szCs w:val="24"/>
+        </w:rPr>
+        <w:t xml:space="preserve">can be seen </w:t>
+      </w:r>
+      <w:r>
+        <w:rPr>
+          <w:iCs/>
+          <w:szCs w:val="24"/>
+        </w:rPr>
+        <w:t>interacting with surface O</w:t>
+      </w:r>
+      <w:r>
+        <w:rPr>
+          <w:iCs/>
+          <w:szCs w:val="24"/>
+          <w:vertAlign w:val="subscript"/>
+        </w:rPr>
+        <w:t>3</w:t>
+      </w:r>
+      <w:r>
+        <w:rPr>
+          <w:iCs/>
+          <w:szCs w:val="24"/>
+        </w:rPr>
+        <w:t xml:space="preserve"> </w:t>
+      </w:r>
+      <w:r>
+        <w:rPr>
+          <w:iCs/>
+          <w:szCs w:val="24"/>
+        </w:rPr>
+        <w:t xml:space="preserve">across </w:t>
+      </w:r>
+      <w:r>
+        <w:rPr>
+          <w:iCs/>
+          <w:szCs w:val="24"/>
+        </w:rPr>
+        <w:t xml:space="preserve">the </w:t>
+      </w:r>
+      <w:r>
+        <w:rPr>
+          <w:iCs/>
+          <w:szCs w:val="24"/>
+        </w:rPr>
+        <w:t>daily images provided in Maps VIII.3.11-3.161.</w:t>
+      </w:r>
+      <w:r>
+        <w:rPr>
+          <w:iCs/>
+          <w:szCs w:val="24"/>
+        </w:rPr>
+        <w:t xml:space="preserve"> </w:t>
+      </w:r>
+      <w:r>
+        <w:rPr>
+          <w:iCs/>
+          <w:szCs w:val="24"/>
+        </w:rPr>
+        <w:t xml:space="preserve">Spikes in elevation tend to trap reactions </w:t>
+      </w:r>
+      <w:r>
+        <w:rPr>
+          <w:iCs/>
+          <w:szCs w:val="24"/>
+        </w:rPr>
+        <w:t xml:space="preserve">within </w:t>
+      </w:r>
+      <w:r>
+        <w:rPr>
+          <w:iCs/>
+          <w:szCs w:val="24"/>
+        </w:rPr>
+        <w:t xml:space="preserve">lower elevations, </w:t>
+      </w:r>
+      <w:r>
+        <w:rPr>
+          <w:iCs/>
+          <w:szCs w:val="24"/>
+        </w:rPr>
+        <w:t>depict</w:t>
+      </w:r>
+      <w:r>
+        <w:rPr>
+          <w:iCs/>
+          <w:szCs w:val="24"/>
+        </w:rPr>
+        <w:t>ing</w:t>
+      </w:r>
+      <w:r>
+        <w:rPr>
+          <w:iCs/>
+          <w:szCs w:val="24"/>
+        </w:rPr>
+        <w:t xml:space="preserve"> </w:t>
+      </w:r>
+      <w:r>
+        <w:rPr>
+          <w:iCs/>
+          <w:szCs w:val="24"/>
+        </w:rPr>
+        <w:t xml:space="preserve">extreme changes </w:t>
+      </w:r>
+      <w:r>
+        <w:rPr>
+          <w:iCs/>
+          <w:szCs w:val="24"/>
+        </w:rPr>
+        <w:t xml:space="preserve">in </w:t>
+      </w:r>
+      <w:r>
+        <w:rPr>
+          <w:iCs/>
+          <w:szCs w:val="24"/>
+        </w:rPr>
+        <w:t>surface O</w:t>
+      </w:r>
+      <w:r>
+        <w:rPr>
+          <w:iCs/>
+          <w:szCs w:val="24"/>
+          <w:vertAlign w:val="subscript"/>
+        </w:rPr>
+        <w:t>3</w:t>
+      </w:r>
+      <w:r>
+        <w:rPr>
+          <w:iCs/>
+          <w:szCs w:val="24"/>
+        </w:rPr>
+        <w:t xml:space="preserve"> concentrations across </w:t>
+      </w:r>
+      <w:r>
+        <w:rPr>
+          <w:iCs/>
+          <w:szCs w:val="24"/>
+        </w:rPr>
+        <w:t xml:space="preserve">areas dedicated to farming, tourism </w:t>
+      </w:r>
+      <w:r>
+        <w:rPr>
+          <w:iCs/>
+          <w:szCs w:val="24"/>
+        </w:rPr>
+        <w:t xml:space="preserve">and </w:t>
+      </w:r>
+      <w:r>
+        <w:rPr>
+          <w:iCs/>
+          <w:szCs w:val="24"/>
+        </w:rPr>
+        <w:t>sky islands</w:t>
+      </w:r>
+      <w:r>
+        <w:rPr>
+          <w:iCs/>
+          <w:szCs w:val="24"/>
+        </w:rPr>
+        <w:t xml:space="preserve"> </w:t>
+      </w:r>
+      <w:r>
+        <w:rPr>
+          <w:iCs/>
+          <w:szCs w:val="24"/>
+        </w:rPr>
+        <w:t xml:space="preserve">like </w:t>
+      </w:r>
+      <w:r>
+        <w:rPr>
+          <w:iCs/>
+          <w:szCs w:val="24"/>
+        </w:rPr>
+        <w:t>Casa Grande, Rio Verde, and Mount Lemmon</w:t>
+      </w:r>
+      <w:r>
+        <w:rPr>
+          <w:iCs/>
+          <w:szCs w:val="24"/>
+        </w:rPr>
+        <w:t xml:space="preserve"> respectively</w:t>
       </w:r>
       <w:r>
         <w:rPr>
@@ -786,13 +1071,6 @@
           <w:iCs/>
           <w:szCs w:val="24"/>
         </w:rPr>
-        <w:t>These interactions can be seen across daily images provided in Maps VIII.3.11-3.161.</w:t>
-      </w:r>
-      <w:r>
-        <w:rPr>
-          <w:iCs/>
-          <w:szCs w:val="24"/>
-        </w:rPr>
         <w:t xml:space="preserve"> </w:t>
       </w:r>
       <w:r>
@@ -800,42 +1078,140 @@
           <w:iCs/>
           <w:szCs w:val="24"/>
         </w:rPr>
-        <w:t xml:space="preserve">Daily values within the </w:t>
-      </w:r>
-      <w:r>
-        <w:rPr>
-          <w:iCs/>
-          <w:szCs w:val="24"/>
-        </w:rPr>
-        <w:t>time range</w:t>
-      </w:r>
-      <w:r>
-        <w:rPr>
-          <w:iCs/>
-          <w:szCs w:val="24"/>
-        </w:rPr>
-        <w:t xml:space="preserve"> often depict </w:t>
-      </w:r>
-      <w:r>
-        <w:rPr>
-          <w:iCs/>
-          <w:szCs w:val="24"/>
-        </w:rPr>
-        <w:t xml:space="preserve">extreme changes </w:t>
-      </w:r>
-      <w:r>
-        <w:rPr>
-          <w:iCs/>
-          <w:szCs w:val="24"/>
-        </w:rPr>
-        <w:t xml:space="preserve">in </w:t>
-      </w:r>
-      <w:r>
-        <w:rPr>
-          <w:iCs/>
-          <w:szCs w:val="24"/>
-        </w:rPr>
-        <w:t>surface O</w:t>
+        <w:t xml:space="preserve">Areas near the basins of the Rincon and Santa Catalina Mountain ranges would </w:t>
+      </w:r>
+      <w:r>
+        <w:rPr>
+          <w:iCs/>
+          <w:szCs w:val="24"/>
+        </w:rPr>
+        <w:t xml:space="preserve">also </w:t>
+      </w:r>
+      <w:r>
+        <w:rPr>
+          <w:iCs/>
+          <w:szCs w:val="24"/>
+        </w:rPr>
+        <w:t>see prolonged aftereffects post ozone production</w:t>
+      </w:r>
+      <w:r>
+        <w:rPr>
+          <w:iCs/>
+          <w:szCs w:val="24"/>
+        </w:rPr>
+        <w:t>, likely</w:t>
+      </w:r>
+      <w:r>
+        <w:rPr>
+          <w:iCs/>
+          <w:szCs w:val="24"/>
+        </w:rPr>
+        <w:t xml:space="preserve"> stemming </w:t>
+      </w:r>
+      <w:r>
+        <w:rPr>
+          <w:iCs/>
+          <w:szCs w:val="24"/>
+        </w:rPr>
+        <w:t>from nearby developing areas</w:t>
+      </w:r>
+      <w:r>
+        <w:rPr>
+          <w:iCs/>
+          <w:szCs w:val="24"/>
+        </w:rPr>
+        <w:t>.</w:t>
+      </w:r>
+      <w:r>
+        <w:rPr>
+          <w:iCs/>
+          <w:szCs w:val="24"/>
+        </w:rPr>
+        <w:t xml:space="preserve"> During winter seasons</w:t>
+      </w:r>
+      <w:r>
+        <w:rPr>
+          <w:iCs/>
+          <w:szCs w:val="24"/>
+        </w:rPr>
+        <w:t>, low to mid estimations of ozone</w:t>
+      </w:r>
+      <w:r>
+        <w:rPr>
+          <w:iCs/>
+          <w:szCs w:val="24"/>
+        </w:rPr>
+        <w:t xml:space="preserve"> can be seen settling</w:t>
+      </w:r>
+      <w:r>
+        <w:rPr>
+          <w:iCs/>
+          <w:szCs w:val="24"/>
+        </w:rPr>
+        <w:t xml:space="preserve"> in the suburbs of both Phoenix and Tucson. </w:t>
+      </w:r>
+      <w:r>
+        <w:rPr>
+          <w:iCs/>
+          <w:szCs w:val="24"/>
+        </w:rPr>
+        <w:t xml:space="preserve">While the lower end of concentrations </w:t>
+      </w:r>
+      <w:r>
+        <w:rPr>
+          <w:iCs/>
+          <w:szCs w:val="24"/>
+        </w:rPr>
+        <w:t>is</w:t>
+      </w:r>
+      <w:r>
+        <w:rPr>
+          <w:iCs/>
+          <w:szCs w:val="24"/>
+        </w:rPr>
+        <w:t xml:space="preserve"> below</w:t>
+      </w:r>
+      <w:r>
+        <w:rPr>
+          <w:iCs/>
+          <w:szCs w:val="24"/>
+        </w:rPr>
+        <w:t xml:space="preserve"> the EPA’s</w:t>
+      </w:r>
+      <w:r>
+        <w:rPr>
+          <w:iCs/>
+          <w:szCs w:val="24"/>
+        </w:rPr>
+        <w:t xml:space="preserve"> 70 ppb </w:t>
+      </w:r>
+      <w:r>
+        <w:rPr>
+          <w:iCs/>
+          <w:szCs w:val="24"/>
+        </w:rPr>
+        <w:t>standard</w:t>
+      </w:r>
+      <w:r>
+        <w:rPr>
+          <w:iCs/>
+          <w:szCs w:val="24"/>
+        </w:rPr>
+        <w:t xml:space="preserve">, these same areas </w:t>
+      </w:r>
+      <w:r>
+        <w:rPr>
+          <w:iCs/>
+          <w:szCs w:val="24"/>
+        </w:rPr>
+        <w:t>later</w:t>
+      </w:r>
+      <w:r>
+        <w:rPr>
+          <w:iCs/>
+          <w:szCs w:val="24"/>
+        </w:rPr>
+        <w:t xml:space="preserve"> see high risk to surface O</w:t>
       </w:r>
       <w:r>
         <w:rPr>
@@ -850,148 +1226,21 @@
           <w:iCs/>
           <w:szCs w:val="24"/>
         </w:rPr>
-        <w:t xml:space="preserve"> concentrations across </w:t>
-      </w:r>
-      <w:r>
-        <w:rPr>
-          <w:iCs/>
-          <w:szCs w:val="24"/>
-        </w:rPr>
-        <w:t xml:space="preserve">rural areas dedicated to farming, golfing, and tourism like </w:t>
-      </w:r>
-      <w:r>
-        <w:rPr>
-          <w:iCs/>
-          <w:szCs w:val="24"/>
-        </w:rPr>
-        <w:t>Casa Grande, Rio Verde, and Mount Lemmon</w:t>
-      </w:r>
-      <w:r>
-        <w:rPr>
-          <w:iCs/>
-          <w:szCs w:val="24"/>
-        </w:rPr>
-        <w:t xml:space="preserve">. </w:t>
-      </w:r>
-      <w:r>
-        <w:rPr>
-          <w:iCs/>
-          <w:szCs w:val="24"/>
-        </w:rPr>
-        <w:t xml:space="preserve">Areas near the basins of the Rincon and Santa Catalina Mountain ranges would </w:t>
-      </w:r>
-      <w:r>
-        <w:rPr>
-          <w:iCs/>
-          <w:szCs w:val="24"/>
-        </w:rPr>
-        <w:t xml:space="preserve">also </w:t>
-      </w:r>
-      <w:r>
-        <w:rPr>
-          <w:iCs/>
-          <w:szCs w:val="24"/>
-        </w:rPr>
-        <w:t>see prolonged aftereffects post ozone production</w:t>
-      </w:r>
-      <w:r>
-        <w:rPr>
-          <w:iCs/>
-          <w:szCs w:val="24"/>
-        </w:rPr>
-        <w:t>, likely</w:t>
-      </w:r>
-      <w:r>
-        <w:rPr>
-          <w:iCs/>
-          <w:szCs w:val="24"/>
-        </w:rPr>
-        <w:t xml:space="preserve"> stemming </w:t>
-      </w:r>
-      <w:r>
-        <w:rPr>
-          <w:iCs/>
-          <w:szCs w:val="24"/>
-        </w:rPr>
-        <w:t>from nearby developing areas</w:t>
-      </w:r>
-      <w:r>
-        <w:rPr>
-          <w:iCs/>
-          <w:szCs w:val="24"/>
-        </w:rPr>
-        <w:t>.</w:t>
-      </w:r>
-      <w:r>
-        <w:rPr>
-          <w:iCs/>
-          <w:szCs w:val="24"/>
-        </w:rPr>
-        <w:t xml:space="preserve"> During winter seasons, </w:t>
-      </w:r>
-      <w:r>
-        <w:rPr>
-          <w:iCs/>
-          <w:szCs w:val="24"/>
-        </w:rPr>
-        <w:t>settling</w:t>
-      </w:r>
-      <w:r>
-        <w:rPr>
-          <w:iCs/>
-          <w:szCs w:val="24"/>
-        </w:rPr>
-        <w:t xml:space="preserve"> can be seen settling</w:t>
-      </w:r>
-      <w:r>
-        <w:rPr>
-          <w:iCs/>
-          <w:szCs w:val="24"/>
-        </w:rPr>
-        <w:t xml:space="preserve"> in the suburbs of both Phoenix </w:t>
-      </w:r>
-      <w:r>
-        <w:rPr>
-          <w:iCs/>
-          <w:szCs w:val="24"/>
-        </w:rPr>
-        <w:lastRenderedPageBreak/>
-        <w:t xml:space="preserve">and Tucson post-production. </w:t>
-      </w:r>
-      <w:r>
-        <w:rPr>
-          <w:iCs/>
-          <w:szCs w:val="24"/>
-        </w:rPr>
-        <w:t>While the lower end of concentrations are well below</w:t>
-      </w:r>
-      <w:r>
-        <w:rPr>
-          <w:iCs/>
-          <w:szCs w:val="24"/>
-        </w:rPr>
-        <w:t xml:space="preserve"> the EPA’s</w:t>
-      </w:r>
-      <w:r>
-        <w:rPr>
-          <w:iCs/>
-          <w:szCs w:val="24"/>
-        </w:rPr>
-        <w:t xml:space="preserve"> 70 ppb </w:t>
-      </w:r>
-      <w:r>
-        <w:rPr>
-          <w:iCs/>
-          <w:szCs w:val="24"/>
-        </w:rPr>
-        <w:t xml:space="preserve">standard </w:t>
-      </w:r>
-      <w:r>
-        <w:rPr>
-          <w:iCs/>
-          <w:szCs w:val="24"/>
-        </w:rPr>
-        <w:t>during off-production seasons, these same areas typically see high risk to surface O</w:t>
+        <w:t xml:space="preserve"> during summer and spring</w:t>
+      </w:r>
+      <w:r>
+        <w:rPr>
+          <w:iCs/>
+          <w:szCs w:val="24"/>
+        </w:rPr>
+        <w:t xml:space="preserve"> as vegetation begins to grow</w:t>
+      </w:r>
+      <w:r>
+        <w:rPr>
+          <w:iCs/>
+          <w:szCs w:val="24"/>
+        </w:rPr>
+        <w:t>. This is likely due to CO</w:t>
       </w:r>
       <w:r>
         <w:rPr>
@@ -999,21 +1248,6 @@
           <w:szCs w:val="24"/>
           <w:vertAlign w:val="subscript"/>
         </w:rPr>
-        <w:t>3</w:t>
-      </w:r>
-      <w:r>
-        <w:rPr>
-          <w:iCs/>
-          <w:szCs w:val="24"/>
-        </w:rPr>
-        <w:t xml:space="preserve"> during summer and spring. This is likely due to CO</w:t>
-      </w:r>
-      <w:r>
-        <w:rPr>
-          <w:iCs/>
-          <w:szCs w:val="24"/>
-          <w:vertAlign w:val="subscript"/>
-        </w:rPr>
         <w:t>2</w:t>
       </w:r>
       <w:r>
@@ -1021,7 +1255,23 @@
           <w:iCs/>
           <w:szCs w:val="24"/>
         </w:rPr>
-        <w:t xml:space="preserve"> from healthy vegetation and VoCs found near predominantly urban areas.</w:t>
+        <w:t xml:space="preserve"> from healthy vegetation and </w:t>
+      </w:r>
+      <w:proofErr w:type="spellStart"/>
+      <w:r>
+        <w:rPr>
+          <w:iCs/>
+          <w:szCs w:val="24"/>
+        </w:rPr>
+        <w:t>VoCs</w:t>
+      </w:r>
+      <w:proofErr w:type="spellEnd"/>
+      <w:r>
+        <w:rPr>
+          <w:iCs/>
+          <w:szCs w:val="24"/>
+        </w:rPr>
+        <w:t xml:space="preserve"> found near predominantly urban areas.</w:t>
       </w:r>
       <w:r>
         <w:rPr>
@@ -1035,7 +1285,14 @@
           <w:iCs/>
           <w:szCs w:val="24"/>
         </w:rPr>
-        <w:t xml:space="preserve">Along the boundary of these sources </w:t>
+        <w:t xml:space="preserve">In addition, </w:t>
+      </w:r>
+      <w:r>
+        <w:rPr>
+          <w:iCs/>
+          <w:szCs w:val="24"/>
+        </w:rPr>
+        <w:t xml:space="preserve">the boundary of these sources </w:t>
       </w:r>
       <w:r>
         <w:rPr>
@@ -1049,7 +1306,7 @@
           <w:iCs/>
           <w:szCs w:val="24"/>
         </w:rPr>
-        <w:t xml:space="preserve">in areas lacking in vegetation due to the natural desert-like environment found across the AOI. </w:t>
+        <w:t xml:space="preserve">areas lacking in vegetation due to the natural desert-like environment found across the AOI. </w:t>
       </w:r>
     </w:p>
     <w:p>
@@ -1135,7 +1392,21 @@
           <w:iCs/>
           <w:szCs w:val="24"/>
         </w:rPr>
-        <w:t xml:space="preserve">in areas exposed to upwards of 80ppb. </w:t>
+        <w:t>in areas exposed to upwards of 80</w:t>
+      </w:r>
+      <w:r>
+        <w:rPr>
+          <w:iCs/>
+          <w:szCs w:val="24"/>
+        </w:rPr>
+        <w:t xml:space="preserve"> </w:t>
+      </w:r>
+      <w:r>
+        <w:rPr>
+          <w:iCs/>
+          <w:szCs w:val="24"/>
+        </w:rPr>
+        <w:t xml:space="preserve">ppb. </w:t>
       </w:r>
       <w:r>
         <w:rPr>
@@ -1514,69 +1785,6 @@
         <w:ind w:firstLine="720"/>
       </w:pPr>
       <w:r>
-        <w:drawing>
-          <wp:anchor distT="0" distB="0" distL="114300" distR="114300" simplePos="0" relativeHeight="251659264" behindDoc="0" locked="0" layoutInCell="1" allowOverlap="1" wp14:anchorId="171B966B" wp14:editId="4A32A25E">
-            <wp:simplePos x="0" y="0"/>
-            <wp:positionH relativeFrom="column">
-              <wp:posOffset>2100580</wp:posOffset>
-            </wp:positionH>
-            <wp:positionV relativeFrom="paragraph">
-              <wp:posOffset>829864</wp:posOffset>
-            </wp:positionV>
-            <wp:extent cx="1964690" cy="1837690"/>
-            <wp:effectExtent l="0" t="0" r="0" b="0"/>
-            <wp:wrapTopAndBottom/>
-            <wp:docPr id="557924589" name="Picture 1" descr="A map of the city of san francisco&#10;&#10;AI-generated content may be incorrect."/>
-            <wp:cNvGraphicFramePr>
-              <a:graphicFrameLocks xmlns:a="http://schemas.openxmlformats.org/drawingml/2006/main" noChangeAspect="1"/>
-            </wp:cNvGraphicFramePr>
-            <a:graphic xmlns:a="http://schemas.openxmlformats.org/drawingml/2006/main">
-              <a:graphicData uri="http://schemas.openxmlformats.org/drawingml/2006/picture">
-                <pic:pic xmlns:pic="http://schemas.openxmlformats.org/drawingml/2006/picture">
-                  <pic:nvPicPr>
-                    <pic:cNvPr id="557924589" name="Picture 1" descr="A map of the city of san francisco&#10;&#10;AI-generated content may be incorrect."/>
-                    <pic:cNvPicPr/>
-                  </pic:nvPicPr>
-                  <pic:blipFill rotWithShape="1">
-                    <a:blip r:embed="rId6">
-                      <a:extLst>
-                        <a:ext uri="{28A0092B-C50C-407E-A947-70E740481C1C}">
-                          <a14:useLocalDpi xmlns:a14="http://schemas.microsoft.com/office/drawing/2010/main" val="0"/>
-                        </a:ext>
-                      </a:extLst>
-                    </a:blip>
-                    <a:srcRect r="66940"/>
-                    <a:stretch>
-                      <a:fillRect/>
-                    </a:stretch>
-                  </pic:blipFill>
-                  <pic:spPr bwMode="auto">
-                    <a:xfrm>
-                      <a:off x="0" y="0"/>
-                      <a:ext cx="1964690" cy="1837690"/>
-                    </a:xfrm>
-                    <a:prstGeom prst="rect">
-                      <a:avLst/>
-                    </a:prstGeom>
-                    <a:ln>
-                      <a:noFill/>
-                    </a:ln>
-                    <a:extLst>
-                      <a:ext uri="{53640926-AAD7-44D8-BBD7-CCE9431645EC}">
-                        <a14:shadowObscured xmlns:a14="http://schemas.microsoft.com/office/drawing/2010/main"/>
-                      </a:ext>
-                    </a:extLst>
-                  </pic:spPr>
-                </pic:pic>
-              </a:graphicData>
-            </a:graphic>
-            <wp14:sizeRelH relativeFrom="margin">
-              <wp14:pctWidth>0</wp14:pctWidth>
-            </wp14:sizeRelH>
-          </wp:anchor>
-        </w:drawing>
-      </w:r>
-      <w:r>
         <w:rPr>
           <w:iCs/>
           <w:szCs w:val="24"/>
@@ -1596,21 +1804,7 @@
           <w:iCs/>
           <w:szCs w:val="24"/>
         </w:rPr>
-        <w:t xml:space="preserve"> for Maricopa County were the most spread out with values ranging from 8.78 ppm to 107.09 ppm. This county houses Phoenix, the most populous city in Arizona as per census counts and </w:t>
-      </w:r>
-      <w:r>
-        <w:rPr>
-          <w:iCs/>
-          <w:szCs w:val="24"/>
-        </w:rPr>
-        <w:t>the number</w:t>
-      </w:r>
-      <w:r>
-        <w:rPr>
-          <w:iCs/>
-          <w:szCs w:val="24"/>
-        </w:rPr>
-        <w:t xml:space="preserve"> of households</w:t>
+        <w:t xml:space="preserve"> for Maricopa County were the most spread out with values ranging from 8.78 ppm to 107.09 ppm. This county houses Phoenix, the most populous city in Arizona as per census</w:t>
       </w:r>
       <w:r>
         <w:rPr>
@@ -1652,15 +1846,47 @@
           <w:iCs/>
           <w:szCs w:val="24"/>
         </w:rPr>
-        <w:t xml:space="preserve">. The distribution of highly populous areas with smaller amounts of occupied homes can be seen closer to Peoria and Glendale west of Phoenix. The coloring scheme shows many green shaded census tracks near the city center, typically surrounded by counties which have little variations in their mean and median income. Noting the </w:t>
-      </w:r>
+        <w:t>. The distribution of highly populous areas with smaller amounts of occupied homes can be seen closer to Peoria and Glendale west of Phoenix. The coloring scheme shows many green shaded census tracks near the city center, typically surrounded by counties which have little variations in their mean and median income. Noting the surface O</w:t>
+      </w:r>
+      <w:r>
+        <w:rPr>
+          <w:iCs/>
+          <w:szCs w:val="24"/>
+          <w:vertAlign w:val="subscript"/>
+        </w:rPr>
+        <w:t>3</w:t>
+      </w:r>
+      <w:r>
+        <w:rPr>
+          <w:iCs/>
+          <w:szCs w:val="24"/>
+        </w:rPr>
+        <w:t xml:space="preserve"> maps, the urban setting in Maricopa sees the most diversity in concentration distributions.</w:t>
+      </w:r>
+    </w:p>
+    <w:p>
+      <w:pPr>
+        <w:ind w:firstLine="720"/>
+        <w:rPr>
+          <w:iCs/>
+          <w:szCs w:val="24"/>
+        </w:rPr>
+      </w:pPr>
       <w:r>
         <w:rPr>
           <w:iCs/>
           <w:szCs w:val="24"/>
         </w:rPr>
         <w:lastRenderedPageBreak/>
-        <w:t>surface O</w:t>
+        <w:t xml:space="preserve">When overlaid with corresponding demographic information, many of the census tracts which have a high population, number of occupied households, and low deviation in their overall mean vs. median income are affected by higher concentrations. In addition, during low concentration months such as January, many of the trends show similar tendencies to weather patterns which tend to wrap around certain communities in the area. These same patterns can be seen during the high concentration months like October as well. The effects of both urban heath island effects and high-quality vegetative areas show the trends mentioned in Chapter II.3 where in </w:t>
+      </w:r>
+      <w:proofErr w:type="gramStart"/>
+      <w:r>
+        <w:rPr>
+          <w:iCs/>
+          <w:szCs w:val="24"/>
+        </w:rPr>
+        <w:t>O</w:t>
       </w:r>
       <w:r>
         <w:rPr>
@@ -1670,106 +1896,43 @@
         </w:rPr>
         <w:t>3</w:t>
       </w:r>
-      <w:r>
-        <w:rPr>
-          <w:iCs/>
-          <w:szCs w:val="24"/>
-        </w:rPr>
-        <w:t xml:space="preserve"> maps, the urban setting in Maricopa sees the most diversity in concentration distributions.</w:t>
-      </w:r>
-    </w:p>
-    <w:p>
-      <w:pPr>
-        <w:ind w:firstLine="720"/>
-        <w:rPr>
-          <w:iCs/>
-          <w:szCs w:val="24"/>
-        </w:rPr>
-      </w:pPr>
-      <w:r>
-        <w:drawing>
-          <wp:anchor distT="0" distB="0" distL="114300" distR="114300" simplePos="0" relativeHeight="251658240" behindDoc="0" locked="0" layoutInCell="1" allowOverlap="1" wp14:anchorId="188425A1" wp14:editId="14C7BFD6">
-            <wp:simplePos x="0" y="0"/>
-            <wp:positionH relativeFrom="column">
-              <wp:posOffset>2178928</wp:posOffset>
-            </wp:positionH>
-            <wp:positionV relativeFrom="paragraph">
-              <wp:posOffset>1871980</wp:posOffset>
-            </wp:positionV>
-            <wp:extent cx="1838325" cy="1724025"/>
-            <wp:effectExtent l="0" t="0" r="9525" b="9525"/>
-            <wp:wrapTopAndBottom/>
-            <wp:docPr id="106275830" name="Picture 1" descr="A map of the united states&#10;&#10;AI-generated content may be incorrect."/>
-            <wp:cNvGraphicFramePr>
-              <a:graphicFrameLocks xmlns:a="http://schemas.openxmlformats.org/drawingml/2006/main" noChangeAspect="1"/>
-            </wp:cNvGraphicFramePr>
-            <a:graphic xmlns:a="http://schemas.openxmlformats.org/drawingml/2006/main">
-              <a:graphicData uri="http://schemas.openxmlformats.org/drawingml/2006/picture">
-                <pic:pic xmlns:pic="http://schemas.openxmlformats.org/drawingml/2006/picture">
-                  <pic:nvPicPr>
-                    <pic:cNvPr id="106275830" name="Picture 1" descr="A map of the united states&#10;&#10;AI-generated content may be incorrect."/>
-                    <pic:cNvPicPr/>
-                  </pic:nvPicPr>
-                  <pic:blipFill rotWithShape="1">
-                    <a:blip r:embed="rId7">
-                      <a:extLst>
-                        <a:ext uri="{28A0092B-C50C-407E-A947-70E740481C1C}">
-                          <a14:useLocalDpi xmlns:a14="http://schemas.microsoft.com/office/drawing/2010/main" val="0"/>
-                        </a:ext>
-                      </a:extLst>
-                    </a:blip>
-                    <a:srcRect r="67005"/>
-                    <a:stretch>
-                      <a:fillRect/>
-                    </a:stretch>
-                  </pic:blipFill>
-                  <pic:spPr bwMode="auto">
-                    <a:xfrm>
-                      <a:off x="0" y="0"/>
-                      <a:ext cx="1838325" cy="1724025"/>
-                    </a:xfrm>
-                    <a:prstGeom prst="rect">
-                      <a:avLst/>
-                    </a:prstGeom>
-                    <a:ln>
-                      <a:noFill/>
-                    </a:ln>
-                    <a:extLst>
-                      <a:ext uri="{53640926-AAD7-44D8-BBD7-CCE9431645EC}">
-                        <a14:shadowObscured xmlns:a14="http://schemas.microsoft.com/office/drawing/2010/main"/>
-                      </a:ext>
-                    </a:extLst>
-                  </pic:spPr>
-                </pic:pic>
-              </a:graphicData>
-            </a:graphic>
-            <wp14:sizeRelH relativeFrom="margin">
-              <wp14:pctWidth>0</wp14:pctWidth>
-            </wp14:sizeRelH>
-          </wp:anchor>
-        </w:drawing>
-      </w:r>
-      <w:r>
-        <w:rPr>
-          <w:iCs/>
-          <w:szCs w:val="24"/>
-        </w:rPr>
-        <w:t>When overlaid with corresponding demographic information, many of the census tracts which have a high population, number of occupied households, and low deviation in their overall mean vs. median income are affected by higher concentrations. In addition, during low concentration months such as January, many of the trends show similar tendencies to weather patterns which tend to wrap around certain communities in the area. These same patterns can be seen during the high concentration months like October as well. The effects of both urban heath island effects and high-quality vegetative areas show the trends mentioned in Chapter II.3 where in O</w:t>
-      </w:r>
-      <w:r>
-        <w:rPr>
-          <w:iCs/>
-          <w:szCs w:val="24"/>
-          <w:vertAlign w:val="subscript"/>
-        </w:rPr>
-        <w:t>3</w:t>
-      </w:r>
-      <w:r>
-        <w:rPr>
-          <w:iCs/>
-          <w:szCs w:val="24"/>
-        </w:rPr>
-        <w:t xml:space="preserve"> tends to settle in dry, undermaintained areas where the reaction is not stemming from.</w:t>
+      <w:proofErr w:type="gramEnd"/>
+      <w:r>
+        <w:rPr>
+          <w:iCs/>
+          <w:szCs w:val="24"/>
+        </w:rPr>
+        <w:t xml:space="preserve"> </w:t>
+      </w:r>
+      <w:proofErr w:type="gramStart"/>
+      <w:r>
+        <w:rPr>
+          <w:iCs/>
+          <w:szCs w:val="24"/>
+        </w:rPr>
+        <w:t>tends</w:t>
+      </w:r>
+      <w:proofErr w:type="gramEnd"/>
+      <w:r>
+        <w:rPr>
+          <w:iCs/>
+          <w:szCs w:val="24"/>
+        </w:rPr>
+        <w:t xml:space="preserve"> to settle in dry, undermaintained areas where the reaction</w:t>
+      </w:r>
+      <w:r>
+        <w:rPr>
+          <w:iCs/>
+          <w:szCs w:val="24"/>
+        </w:rPr>
+        <w:t xml:space="preserve"> can be promoted due to the surrounding environment</w:t>
+      </w:r>
+      <w:r>
+        <w:rPr>
+          <w:iCs/>
+          <w:szCs w:val="24"/>
+        </w:rPr>
+        <w:t>.</w:t>
       </w:r>
     </w:p>
     <w:p>
@@ -1799,7 +1962,11 @@
         <w:t>3</w:t>
       </w:r>
       <w:r>
-        <w:t>, likely due to high sources of albedo and vegetation cycles. Low concentration seasons such as Winter and Spring show heavier levels of O</w:t>
+        <w:t xml:space="preserve">, likely due to high sources of albedo and vegetation cycles. Low concentration seasons such as Winter and Spring show heavier levels of </w:t>
+      </w:r>
+      <w:proofErr w:type="gramStart"/>
+      <w:r>
+        <w:t>O</w:t>
       </w:r>
       <w:r>
         <w:rPr>
@@ -1807,6 +1974,7 @@
         </w:rPr>
         <w:t>3</w:t>
       </w:r>
+      <w:proofErr w:type="gramEnd"/>
       <w:r>
         <w:t xml:space="preserve"> likely due to natural cycles and high elevations in these areas. During high concentration seasons, these are slightly lower while exacerbating certain areas of Pheonix. Glendale, Youngtown, and Sun City West, which tend to see a brunt of high concentrations during the summer post-production at high elevations.</w:t>
       </w:r>
@@ -1835,104 +2003,229 @@
         <w:t xml:space="preserve">Pinal sits in-between Pima and Maricopa with a mean and median income of ……. </w:t>
       </w:r>
       <w:r>
-        <w:t xml:space="preserve">Housing part of the Santa Catalina Mountain, many of these communities have equal distribution of population per capita and occupied housing. In terms of income, they have seen linear growth and consistent development. The cities and </w:t>
-      </w:r>
-      <w:r>
+        <w:t xml:space="preserve">Housing part of the Santa Catalina Mountain, many of these communities have equal distribution of population per capita and occupied housing. In terms of income, they have seen linear growth and consistent development. The cities and suburbs of Pima see concentrations of ozone from numerous sources during high production seasons. During low concentration seasons, surface </w:t>
+      </w:r>
+      <w:r>
+        <w:t>O</w:t>
+      </w:r>
+      <w:r>
+        <w:rPr>
+          <w:vertAlign w:val="subscript"/>
+        </w:rPr>
+        <w:t>3</w:t>
+      </w:r>
+      <w:r>
+        <w:t xml:space="preserve"> can be seen settling closer towards the Southeast of Maricopa</w:t>
+      </w:r>
+      <w:r>
+        <w:t>.</w:t>
+      </w:r>
+      <w:r>
+        <w:t xml:space="preserve"> This county is situated in between the Northeastern part of Pima and Southeastern part of Maricopa. The estimated concentrations ranged from 10.11 ± 3.4 ppb to 91.67 ± 3.4 ppb based on gradient boosted fields. </w:t>
+      </w:r>
+      <w:r>
+        <w:rPr>
+          <w:iCs/>
+          <w:szCs w:val="24"/>
+        </w:rPr>
+        <w:t xml:space="preserve">To the North of Tucson and Southeast of Phoenix lies Casa Grande, an old mining town which happens to stand in the middle of Pheonix and Tucson. </w:t>
+      </w:r>
+      <w:r>
+        <w:rPr>
+          <w:iCs/>
+          <w:szCs w:val="24"/>
+        </w:rPr>
+        <w:t xml:space="preserve">Confusingly, Maricopa City sits within Pinal. This county has many areas dedicated to golf courses and farmland. </w:t>
+      </w:r>
+    </w:p>
+    <w:p>
+      <w:pPr>
+        <w:jc w:val="center"/>
+        <w:rPr>
+          <w:iCs/>
+          <w:szCs w:val="24"/>
+        </w:rPr>
+      </w:pPr>
+      <w:r>
+        <w:rPr>
+          <w:iCs/>
+          <w:szCs w:val="24"/>
+        </w:rPr>
+        <w:t xml:space="preserve">VI.3. </w:t>
+      </w:r>
+      <w:r>
+        <w:rPr>
+          <w:iCs/>
+          <w:szCs w:val="24"/>
+        </w:rPr>
+        <w:t>Pima</w:t>
+      </w:r>
+    </w:p>
+    <w:p>
+      <w:pPr>
+        <w:ind w:firstLine="720"/>
+        <w:rPr>
+          <w:iCs/>
+          <w:szCs w:val="24"/>
+        </w:rPr>
+      </w:pPr>
+      <w:r>
+        <w:rPr>
+          <w:iCs/>
+          <w:szCs w:val="24"/>
+        </w:rPr>
         <w:lastRenderedPageBreak/>
-        <w:t xml:space="preserve">suburbs of Pima see concentrations of ozone from numerous sources during high production seasons. During low concentration seasons, surface </w:t>
-      </w:r>
-      <w:r>
+        <w:t xml:space="preserve">Pima county is one of the original four counties in </w:t>
+      </w:r>
+      <w:r>
+        <w:rPr>
+          <w:iCs/>
+          <w:szCs w:val="24"/>
+        </w:rPr>
+        <w:t>Arizona and</w:t>
+      </w:r>
+      <w:r>
+        <w:rPr>
+          <w:iCs/>
+          <w:szCs w:val="24"/>
+        </w:rPr>
+        <w:t xml:space="preserve"> is the oldest of the three in this thesis. </w:t>
+      </w:r>
+      <w:r>
+        <w:rPr>
+          <w:iCs/>
+          <w:szCs w:val="24"/>
+        </w:rPr>
+        <w:t>Located in Southeastern Arizona, Pima County is characterized by variable climatic conditions, high endemic biodiversity, and rapid urbanization. The region’s history and development are described by a wealth of ecological and social studies, going back to the early days of Native and European settlement [Sheridan, </w:t>
+      </w:r>
+      <w:hyperlink r:id="rId7" w:anchor="r43" w:history="1">
+        <w:r>
+          <w:rPr>
+            <w:rStyle w:val="Hyperlink"/>
+            <w:iCs/>
+            <w:szCs w:val="24"/>
+          </w:rPr>
+          <w:t>2012</w:t>
+        </w:r>
+      </w:hyperlink>
+      <w:r>
+        <w:rPr>
+          <w:iCs/>
+          <w:szCs w:val="24"/>
+        </w:rPr>
+        <w:t xml:space="preserve">]. </w:t>
+      </w:r>
+      <w:r>
+        <w:rPr>
+          <w:iCs/>
+          <w:szCs w:val="24"/>
+        </w:rPr>
+        <w:t xml:space="preserve">While known mainly for </w:t>
+      </w:r>
+      <w:r>
+        <w:rPr>
+          <w:iCs/>
+          <w:szCs w:val="24"/>
+        </w:rPr>
+        <w:t>the University of Arizona,</w:t>
+      </w:r>
+      <w:r>
+        <w:rPr>
+          <w:iCs/>
+          <w:szCs w:val="24"/>
+        </w:rPr>
+        <w:t xml:space="preserve"> </w:t>
+      </w:r>
+      <w:r>
+        <w:rPr>
+          <w:iCs/>
+          <w:szCs w:val="24"/>
+        </w:rPr>
+        <w:t>Distributions of surface O</w:t>
+      </w:r>
+      <w:r>
+        <w:rPr>
+          <w:iCs/>
+          <w:szCs w:val="24"/>
+          <w:vertAlign w:val="subscript"/>
+        </w:rPr>
+        <w:t>3</w:t>
+      </w:r>
+      <w:r>
+        <w:rPr>
+          <w:iCs/>
+          <w:szCs w:val="24"/>
+        </w:rPr>
+        <w:t xml:space="preserve"> for Pima county were the most spread out with values ranging from 8.78 ppm to 107.09 ppm. The estimated concentrations ranged from </w:t>
+      </w:r>
+      <w:r>
+        <w:rPr>
+          <w:iCs/>
+          <w:szCs w:val="24"/>
+        </w:rPr>
+        <w:t>10.11 ± 3.4 ppb to 91.67</w:t>
+      </w:r>
+      <w:r>
+        <w:rPr>
+          <w:iCs/>
+          <w:szCs w:val="24"/>
+        </w:rPr>
+        <w:t xml:space="preserve"> </w:t>
+      </w:r>
+      <w:r>
+        <w:rPr>
+          <w:iCs/>
+          <w:szCs w:val="24"/>
+        </w:rPr>
+        <w:t>± 3.4 ppb</w:t>
+      </w:r>
+      <w:r>
+        <w:rPr>
+          <w:iCs/>
+          <w:szCs w:val="24"/>
+        </w:rPr>
+        <w:t xml:space="preserve"> </w:t>
+      </w:r>
+      <w:r>
+        <w:rPr>
+          <w:iCs/>
+          <w:szCs w:val="24"/>
+        </w:rPr>
+        <w:t xml:space="preserve">based on gradient boosted fields. </w:t>
+      </w:r>
+    </w:p>
+    <w:p>
+      <w:pPr>
+        <w:ind w:firstLine="720"/>
+        <w:rPr>
+          <w:iCs/>
+          <w:szCs w:val="24"/>
+        </w:rPr>
+      </w:pPr>
+      <w:r>
+        <w:rPr>
+          <w:iCs/>
+          <w:szCs w:val="24"/>
+        </w:rPr>
+        <w:t xml:space="preserve">When overlaid with corresponding demographic information, many of the census tracts which have a high population, number of occupied households, and low deviation in their overall mean vs. median income are affected by higher concentrations. In addition, during low concentration months such as January, many of the trends show similar tendencies to weather patterns which tend to wrap around certain communities in the area. These same patterns can be seen during the high concentration months like October as well. The effects of both urban heath island effects and high-quality vegetative areas show the trends mentioned in Chapter II.3 where in </w:t>
+      </w:r>
+      <w:proofErr w:type="gramStart"/>
+      <w:r>
+        <w:rPr>
+          <w:iCs/>
+          <w:szCs w:val="24"/>
+        </w:rPr>
         <w:t>O</w:t>
       </w:r>
       <w:r>
         <w:rPr>
+          <w:iCs/>
+          <w:szCs w:val="24"/>
           <w:vertAlign w:val="subscript"/>
         </w:rPr>
         <w:t>3</w:t>
       </w:r>
-      <w:r>
-        <w:t xml:space="preserve"> can be seen settling closer towards the Southeast of Maricopa</w:t>
-      </w:r>
-      <w:r>
-        <w:t>.</w:t>
-      </w:r>
-      <w:r>
-        <w:t xml:space="preserve"> This county is situated in between the Northeastern part of Pima and Southeastern part of Maricopa. The estimated concentrations ranged from 10.11 ± 3.4 ppb to 91.67 ± 3.4 ppb based on gradient boosted fields. </w:t>
-      </w:r>
-      <w:r>
-        <w:rPr>
-          <w:iCs/>
-          <w:szCs w:val="24"/>
-        </w:rPr>
-        <w:t xml:space="preserve">To the North of Tucson and Southeast of Phoenix lies Casa Grande, an old mining town which happens to stand in the middle of Pheonix and Tucson. </w:t>
-      </w:r>
-      <w:r>
-        <w:rPr>
-          <w:iCs/>
-          <w:szCs w:val="24"/>
-        </w:rPr>
-        <w:t xml:space="preserve">Confusingly, Maricopa City sits within Pinal. This county has many areas dedicated to golf courses and farmland. </w:t>
-      </w:r>
-    </w:p>
-    <w:p>
-      <w:pPr>
-        <w:jc w:val="center"/>
-        <w:rPr>
-          <w:iCs/>
-          <w:szCs w:val="24"/>
-        </w:rPr>
-      </w:pPr>
-      <w:r>
-        <w:rPr>
-          <w:iCs/>
-          <w:szCs w:val="24"/>
-        </w:rPr>
-        <w:t xml:space="preserve">VI.3. </w:t>
-      </w:r>
-      <w:r>
-        <w:rPr>
-          <w:iCs/>
-          <w:szCs w:val="24"/>
-        </w:rPr>
-        <w:t>Pima</w:t>
-      </w:r>
-    </w:p>
-    <w:p>
-      <w:pPr>
-        <w:ind w:firstLine="720"/>
-        <w:rPr>
-          <w:iCs/>
-          <w:szCs w:val="24"/>
-        </w:rPr>
-      </w:pPr>
-      <w:r>
-        <w:rPr>
-          <w:iCs/>
-          <w:szCs w:val="24"/>
-        </w:rPr>
-        <w:t xml:space="preserve">Pima county is one of the original four counties in </w:t>
-      </w:r>
-      <w:r>
-        <w:rPr>
-          <w:iCs/>
-          <w:szCs w:val="24"/>
-        </w:rPr>
-        <w:t>Arizona and</w:t>
-      </w:r>
-      <w:r>
-        <w:rPr>
-          <w:iCs/>
-          <w:szCs w:val="24"/>
-        </w:rPr>
-        <w:t xml:space="preserve"> is the oldest of the three in this thesis. While known mainly for </w:t>
-      </w:r>
-      <w:r>
-        <w:rPr>
-          <w:iCs/>
-          <w:szCs w:val="24"/>
-        </w:rPr>
-        <w:t>the University of Arizona,</w:t>
-      </w:r>
+      <w:proofErr w:type="gramEnd"/>
       <w:r>
         <w:rPr>
           <w:iCs/>
@@ -1940,93 +2233,21 @@
         </w:rPr>
         <w:t xml:space="preserve"> </w:t>
       </w:r>
-      <w:r>
-        <w:rPr>
-          <w:iCs/>
-          <w:szCs w:val="24"/>
-        </w:rPr>
-        <w:t>Distributions of surface O</w:t>
-      </w:r>
-      <w:r>
-        <w:rPr>
-          <w:iCs/>
-          <w:szCs w:val="24"/>
-          <w:vertAlign w:val="subscript"/>
-        </w:rPr>
-        <w:t>3</w:t>
-      </w:r>
-      <w:r>
-        <w:rPr>
-          <w:iCs/>
-          <w:szCs w:val="24"/>
-        </w:rPr>
-        <w:t xml:space="preserve"> for Pima county were the most spread out with values ranging from 8.78 ppm to 107.09 ppm. The estimated concentrations ranged from </w:t>
-      </w:r>
-      <w:r>
-        <w:rPr>
-          <w:iCs/>
-          <w:szCs w:val="24"/>
-        </w:rPr>
-        <w:t>10.11 ± 3.4 ppb to 91.67</w:t>
-      </w:r>
-      <w:r>
-        <w:rPr>
-          <w:iCs/>
-          <w:szCs w:val="24"/>
-        </w:rPr>
-        <w:t xml:space="preserve"> </w:t>
-      </w:r>
-      <w:r>
-        <w:rPr>
-          <w:iCs/>
-          <w:szCs w:val="24"/>
-        </w:rPr>
-        <w:t>± 3.4 ppb</w:t>
-      </w:r>
-      <w:r>
-        <w:rPr>
-          <w:iCs/>
-          <w:szCs w:val="24"/>
-        </w:rPr>
-        <w:t xml:space="preserve"> </w:t>
-      </w:r>
-      <w:r>
-        <w:rPr>
-          <w:iCs/>
-          <w:szCs w:val="24"/>
-        </w:rPr>
-        <w:t xml:space="preserve">based on gradient boosted fields. </w:t>
-      </w:r>
-    </w:p>
-    <w:p>
-      <w:pPr>
-        <w:ind w:firstLine="720"/>
-        <w:rPr>
-          <w:iCs/>
-          <w:szCs w:val="24"/>
-        </w:rPr>
-      </w:pPr>
-      <w:r>
-        <w:rPr>
-          <w:iCs/>
-          <w:szCs w:val="24"/>
-        </w:rPr>
-        <w:t>When overlaid with corresponding demographic information, many of the census tracts which have a high population, number of occupied households, and low deviation in their overall mean vs. median income are affected by higher concentrations. In addition, during low concentration months such as January, many of the trends show similar tendencies to weather patterns which tend to wrap around certain communities in the area. These same patterns can be seen during the high concentration months like October as well. The effects of both urban heath island effects and high-quality vegetative areas show the trends mentioned in Chapter II.3 where in O</w:t>
-      </w:r>
-      <w:r>
-        <w:rPr>
-          <w:iCs/>
-          <w:szCs w:val="24"/>
-          <w:vertAlign w:val="subscript"/>
-        </w:rPr>
-        <w:t>3</w:t>
-      </w:r>
-      <w:r>
-        <w:rPr>
-          <w:iCs/>
-          <w:szCs w:val="24"/>
-        </w:rPr>
-        <w:t xml:space="preserve"> tends to settle in dry, undermaintained areas where the reaction is not stemming from.</w:t>
+      <w:proofErr w:type="gramStart"/>
+      <w:r>
+        <w:rPr>
+          <w:iCs/>
+          <w:szCs w:val="24"/>
+        </w:rPr>
+        <w:t>tends</w:t>
+      </w:r>
+      <w:proofErr w:type="gramEnd"/>
+      <w:r>
+        <w:rPr>
+          <w:iCs/>
+          <w:szCs w:val="24"/>
+        </w:rPr>
+        <w:t xml:space="preserve"> to settle in dry, undermaintained areas where the reaction is not stemming from.</w:t>
       </w:r>
     </w:p>
     <w:p>
@@ -2049,7 +2270,11 @@
         <w:t>3</w:t>
       </w:r>
       <w:r>
-        <w:t>, likely due to high sources of albedo and vegetation cycles. Low concentration seasons such as Winter and Spring show heavier levels of O</w:t>
+        <w:t xml:space="preserve">, likely due to high sources of albedo and vegetation cycles. Low concentration seasons such as Winter and Spring show heavier levels of </w:t>
+      </w:r>
+      <w:proofErr w:type="gramStart"/>
+      <w:r>
+        <w:t>O</w:t>
       </w:r>
       <w:r>
         <w:rPr>
@@ -2057,6 +2282,7 @@
         </w:rPr>
         <w:t>3</w:t>
       </w:r>
+      <w:proofErr w:type="gramEnd"/>
       <w:r>
         <w:t xml:space="preserve"> likely due to natural cycles and high elevations in these areas. During high concentration seasons, these are slightly lower while exacerbating certain areas of Pheonix. Glendale, Youngtown, and Sun City West, which tend to see a brunt of high concentrations during the summer post-production at high elevations.</w:t>
       </w:r>
@@ -2070,14 +2296,19 @@
         <w:rPr>
           <w:szCs w:val="24"/>
         </w:rPr>
-        <w:t xml:space="preserve">The University of Arizona is within Tucson, along with the four </w:t>
-      </w:r>
-      <w:r>
-        <w:rPr>
-          <w:szCs w:val="24"/>
-        </w:rPr>
-        <w:lastRenderedPageBreak/>
-        <w:t xml:space="preserve">major elevation spikes in the AOI. Many of the higher concentrations of ozone at and above the mean of 58.64 </w:t>
+        <w:t>The University of Arizona is within Tucson, along with</w:t>
+      </w:r>
+      <w:r>
+        <w:rPr>
+          <w:szCs w:val="24"/>
+        </w:rPr>
+        <w:t xml:space="preserve"> a heavy Raytheon presence, entities which contribute to healthier vegetation and better care of either natural or invasive flora</w:t>
+      </w:r>
+      <w:r>
+        <w:rPr>
+          <w:szCs w:val="24"/>
+        </w:rPr>
+        <w:t xml:space="preserve">. Many of the higher concentrations of ozone at and above the mean of 58.64 </w:t>
       </w:r>
       <w:r>
         <w:rPr>
@@ -2183,7 +2414,11 @@
         <w:fldChar w:fldCharType="separate"/>
       </w:r>
       <w:r>
-        <w:t>(Bell, Zanobetti, and Dominici 2014; Turner et al. 2016a; Malley et al. 2017b; Tessum et al. 2021; Hsu et al. 2021; Ermagun, Smith, and Janatabadi 2024)</w:t>
+        <w:t xml:space="preserve">(Bell, Zanobetti, </w:t>
+      </w:r>
+      <w:r>
+        <w:lastRenderedPageBreak/>
+        <w:t>and Dominici 2014; Turner et al. 2016a; Malley et al. 2017b; Tessum et al. 2021; Hsu et al. 2021; Ermagun, Smith, and Janatabadi 2024)</w:t>
       </w:r>
       <w:r>
         <w:rPr>
@@ -2444,8 +2679,14 @@
         <w:rPr>
           <w:szCs w:val="24"/>
         </w:rPr>
+        <w:t xml:space="preserve">One of the most promising aspects of the RK method lies in its potential to improve existing statistical models, estimating predictions before 2005. By predicting geospatial error within a larger temporal range, RK can enhance the predictive accuracy of ML/AI corrections used for understanding trends over large decades if collected imagery. Statistical models, when combined with residual kriging, are empowered to deliver predictions that reflect both large-scale trends </w:t>
+      </w:r>
+      <w:r>
+        <w:rPr>
+          <w:szCs w:val="24"/>
+        </w:rPr>
         <w:lastRenderedPageBreak/>
-        <w:t>One of the most promising aspects of the RK method lies in its potential to improve existing statistical models, estimating predictions before 2005. By predicting geospatial error within a larger temporal range, RK can enhance the predictive accuracy of ML/AI corrections used for understanding trends over large decades if collected imagery. Statistical models, when combined with residual kriging, are empowered to deliver predictions that reflect both large-scale trends and localized variations. This integration enables a new generation of high-resolution spatial datasets that offer valuable insights for epidemiological studies, allowing for a more precise estimation of the impacts associated with different O</w:t>
+        <w:t>and localized variations. This integration enables a new generation of high-resolution spatial datasets that offer valuable insights for epidemiological studies, allowing for a more precise estimation of the impacts associated with different O</w:t>
       </w:r>
       <w:r>
         <w:rPr>
@@ -2616,7 +2857,35 @@
         <w:rPr>
           <w:szCs w:val="24"/>
         </w:rPr>
-        <w:t>The RK method emerged as a standout approach, offering robust spatial refinement to all baseline models by accounting for residual spatial dependencies. While some base ensembles out predicted SMaRK based estimations due to a stronger complex property, the overall SMaRK version of that ensemble still shows stronger associations with the in-situ value at each location. This approach successfully captured O</w:t>
+        <w:t xml:space="preserve">The RK method emerged as a standout approach, offering robust spatial refinement to all baseline models by accounting for residual spatial dependencies. While some base ensembles out predicted </w:t>
+      </w:r>
+      <w:proofErr w:type="spellStart"/>
+      <w:r>
+        <w:rPr>
+          <w:szCs w:val="24"/>
+        </w:rPr>
+        <w:t>SMaRK</w:t>
+      </w:r>
+      <w:proofErr w:type="spellEnd"/>
+      <w:r>
+        <w:rPr>
+          <w:szCs w:val="24"/>
+        </w:rPr>
+        <w:t xml:space="preserve"> based estimations due to a stronger complex property, the overall </w:t>
+      </w:r>
+      <w:proofErr w:type="spellStart"/>
+      <w:r>
+        <w:rPr>
+          <w:szCs w:val="24"/>
+        </w:rPr>
+        <w:t>SMaRK</w:t>
+      </w:r>
+      <w:proofErr w:type="spellEnd"/>
+      <w:r>
+        <w:rPr>
+          <w:szCs w:val="24"/>
+        </w:rPr>
+        <w:t xml:space="preserve"> version of that ensemble still shows stronger associations with the in-situ value at each location. This approach successfully captured O</w:t>
       </w:r>
       <w:r>
         <w:rPr>
@@ -2643,8 +2912,28 @@
         <w:rPr>
           <w:szCs w:val="24"/>
         </w:rPr>
+        <w:t xml:space="preserve">If the associated instrument can be correlated to a monitor of the same type which is properly gathered (e.g. Dobson Monitors and TOMS/OMI imagery or high-resolution drone imagery corrected with GCPs and NDVI imagery from Landsat in-between retrievals), then predictive ensembles using remotely sensed data would inherently benefit from the reduced error in imagery. </w:t>
+      </w:r>
+      <w:proofErr w:type="spellStart"/>
+      <w:r>
+        <w:rPr>
+          <w:szCs w:val="24"/>
+        </w:rPr>
+        <w:t>SMaRK’s</w:t>
+      </w:r>
+      <w:proofErr w:type="spellEnd"/>
+      <w:r>
+        <w:rPr>
+          <w:szCs w:val="24"/>
+        </w:rPr>
+        <w:t xml:space="preserve"> low error rates and enhanced spatial precision offers novel solutions to correcting high-resolution </w:t>
+      </w:r>
+      <w:r>
+        <w:rPr>
+          <w:szCs w:val="24"/>
+        </w:rPr>
         <w:lastRenderedPageBreak/>
-        <w:t xml:space="preserve">If the associated instrument can be correlated to a monitor of the same type which is properly gathered (e.g. Dobson Monitors and TOMS/OMI imagery or high-resolution drone imagery corrected with GCPs and NDVI imagery from Landsat in-between retrievals), then predictive ensembles using remotely sensed data would inherently benefit from the reduced error in imagery. SMaRK’s low error rates and enhanced spatial precision offers novel solutions to correcting high-resolution imagery beneficial for numerous sectors; like public health research, urban chemical transport studies, and local weather mapping, where fine-scale exposure assessments are critical </w:t>
+        <w:t xml:space="preserve">imagery beneficial for numerous sectors; like public health research, urban chemical transport studies, and local weather mapping, where fine-scale exposure assessments are critical </w:t>
       </w:r>
       <w:r>
         <w:rPr>
@@ -2694,7 +2983,21 @@
         <w:rPr>
           <w:szCs w:val="24"/>
         </w:rPr>
-        <w:t xml:space="preserve">RK can be used to mitigate the Modifiable Areal Unit Problem (MAUP) and a unique advantage for remotely sensed imagery, providing more accurate, localized predictions of retrieval from current and historical technologies. By modelling the relative distance an observation is from its predicted value, the SMaRK approach can be thought </w:t>
+        <w:t xml:space="preserve">RK can be used to mitigate the Modifiable Areal Unit Problem (MAUP) and a unique advantage for remotely sensed imagery, providing more accurate, localized predictions of retrieval from current and historical technologies. By modelling the relative distance an observation is from its predicted value, the </w:t>
+      </w:r>
+      <w:proofErr w:type="spellStart"/>
+      <w:r>
+        <w:rPr>
+          <w:szCs w:val="24"/>
+        </w:rPr>
+        <w:t>SMaRK</w:t>
+      </w:r>
+      <w:proofErr w:type="spellEnd"/>
+      <w:r>
+        <w:rPr>
+          <w:szCs w:val="24"/>
+        </w:rPr>
+        <w:t xml:space="preserve"> approach can be thought </w:t>
       </w:r>
       <w:r>
         <w:rPr>
@@ -2838,7 +3141,21 @@
         <w:rPr>
           <w:szCs w:val="24"/>
         </w:rPr>
-        <w:t xml:space="preserve">Multi-disciplinary GIS modeling techniques such as SMaRK have become more widespread because of this most recent data revolution </w:t>
+        <w:t xml:space="preserve">Multi-disciplinary GIS modeling techniques such as </w:t>
+      </w:r>
+      <w:proofErr w:type="spellStart"/>
+      <w:r>
+        <w:rPr>
+          <w:szCs w:val="24"/>
+        </w:rPr>
+        <w:t>SMaRK</w:t>
+      </w:r>
+      <w:proofErr w:type="spellEnd"/>
+      <w:r>
+        <w:rPr>
+          <w:szCs w:val="24"/>
+        </w:rPr>
+        <w:t xml:space="preserve"> have become more widespread because of this most recent data revolution </w:t>
       </w:r>
       <w:r>
         <w:rPr>
@@ -2874,7 +3191,35 @@
         <w:rPr>
           <w:szCs w:val="24"/>
         </w:rPr>
-        <w:t>. Brought about by the exponential growth in data storage and processing capacities via advancements in Big Data, new-found spatial and temporal analysis of both micro- and macro- ecologies have spurred the need for simplified, sound methodologies. The SMaRK approach significantly enhanced the predictive accuracy of traditional ML/AI models by spatially interpolating residuals from features at a given point and adding the predicted error back into the model. Satellite imagery in the PHOTUC region via SMaRK provides transformative capabilities for surface O</w:t>
+        <w:t xml:space="preserve">. Brought about by the exponential growth in data storage and processing capacities via advancements in Big Data, new-found spatial and temporal analysis of both micro- and macro- ecologies have spurred the need for simplified, sound methodologies. The </w:t>
+      </w:r>
+      <w:proofErr w:type="spellStart"/>
+      <w:r>
+        <w:rPr>
+          <w:szCs w:val="24"/>
+        </w:rPr>
+        <w:t>SMaRK</w:t>
+      </w:r>
+      <w:proofErr w:type="spellEnd"/>
+      <w:r>
+        <w:rPr>
+          <w:szCs w:val="24"/>
+        </w:rPr>
+        <w:t xml:space="preserve"> approach significantly enhanced the predictive accuracy of traditional ML/AI models by spatially interpolating residuals from features at a given point and adding the predicted error back into the model. Satellite imagery in the PHOTUC region via </w:t>
+      </w:r>
+      <w:proofErr w:type="spellStart"/>
+      <w:r>
+        <w:rPr>
+          <w:szCs w:val="24"/>
+        </w:rPr>
+        <w:t>SMaRK</w:t>
+      </w:r>
+      <w:proofErr w:type="spellEnd"/>
+      <w:r>
+        <w:rPr>
+          <w:szCs w:val="24"/>
+        </w:rPr>
+        <w:t xml:space="preserve"> provides transformative capabilities for surface O</w:t>
       </w:r>
       <w:r>
         <w:rPr>
@@ -2887,14 +3232,14 @@
         <w:rPr>
           <w:szCs w:val="24"/>
         </w:rPr>
-        <w:t xml:space="preserve"> mapping, CTMs, and exposure studies by including </w:t>
+        <w:t xml:space="preserve"> mapping, CTMs, and exposure studies by including known values detected at the surface. The incorporation of spatial uncertainty into ML/AI methods for the proper display of geospatial information is critical to the progression of GIS programs. It enables finer, more nuanced depictions of any independent variable of interest across any temporal and geographic scale with the appropriate coverage of monitors. These fine-grained enhancements are critical for </w:t>
       </w:r>
       <w:r>
         <w:rPr>
           <w:szCs w:val="24"/>
         </w:rPr>
         <w:lastRenderedPageBreak/>
-        <w:t xml:space="preserve">known values detected at the surface. The incorporation of spatial uncertainty into ML/AI methods for the proper display of geospatial information is critical to the progression of GIS programs. It enables finer, more nuanced depictions of any independent variable of interest across any temporal and geographic scale with the appropriate coverage of monitors. These fine-grained enhancements are critical for uncovering the full spectrum of micro- and macro-effects of the many pollutants threatening human health, ecosystems, and air quality. </w:t>
+        <w:t xml:space="preserve">uncovering the full spectrum of micro- and macro-effects of the many pollutants threatening human health, ecosystems, and air quality. </w:t>
       </w:r>
     </w:p>
     <w:p>
@@ -2934,64 +3279,127 @@
       <w:pPr>
         <w:ind w:firstLine="720"/>
         <w:rPr>
+          <w:szCs w:val="24"/>
+        </w:rPr>
+      </w:pPr>
+      <w:r>
+        <w:rPr>
+          <w:szCs w:val="24"/>
+        </w:rPr>
+        <w:t>The advent of satellite monitoring systems has also contributed significantly to ozone modeling by supplying remote sensing data that is crucial for large-scale atmospheric studies. Instruments like the total ozone mapping spectrometer (toms) and the more recent Sentinel-5P satellite offer invaluable datasets that track ozone and its precursors at a global level. These data, however, are subject to spatial limitations and are constrained by their resolution, particularly in densely populated or topographically diverse regions where ozone variability can be substantial. Satellite data alone cannot achieve the spatial and temporal precision needed for accurate, localized exposure assessments. However, the integration of satellite data with the RK method opens new possibilities. By applying residual kriging to the baseline satellite data, we can account for local variability and improve upon the spatial resolution, rendering the dataset much more useful for high-resolution historical and current-day models. This enhancement is particularly promising for bridging the gap in ozone data quality from 1980 to the present, enabling continuous historical models that track monthly and daily ozone variations across decades.</w:t>
+      </w:r>
+      <w:r>
+        <w:rPr>
+          <w:szCs w:val="24"/>
+        </w:rPr>
+        <w:t xml:space="preserve"> </w:t>
+      </w:r>
+      <w:r>
+        <w:rPr>
+          <w:szCs w:val="24"/>
+        </w:rPr>
+        <w:t>The pursuit of high spatial resolution O</w:t>
+      </w:r>
+      <w:r>
+        <w:rPr>
+          <w:szCs w:val="24"/>
+          <w:vertAlign w:val="subscript"/>
+        </w:rPr>
+        <w:t>3</w:t>
+      </w:r>
+      <w:r>
+        <w:rPr>
+          <w:szCs w:val="24"/>
+        </w:rPr>
+        <w:t xml:space="preserve"> models may represent a landmark methodology</w:t>
+      </w:r>
+      <w:r>
+        <w:rPr>
           <w:caps/>
           <w:szCs w:val="24"/>
         </w:rPr>
-      </w:pPr>
-      <w:r>
-        <w:rPr>
-          <w:szCs w:val="24"/>
-        </w:rPr>
-        <w:t>The advent of satellite monitoring systems has also contributed significantly to ozone modeling by supplying remote sensing data that is crucial for large-scale atmospheric studies. Instruments like the total ozone mapping spectrometer (toms) and the more recent Sentinel-5P satellite offer invaluable datasets that track ozone and its precursors at a global level. These data, however, are subject to spatial limitations and are constrained by their resolution, particularly in densely populated or topographically diverse regions where ozone variability can be substantial. Satellite data alone cannot achieve the spatial and temporal precision needed for accurate, localized exposure assessments. However, the integration of satellite data with the RK method opens new possibilities. By applying residual kriging to the baseline satellite data, we can account for local variability and improve upon the spatial resolution, rendering the dataset much more useful for high-resolution historical and current-day models. This enhancement is particularly promising for bridging the gap in ozone data quality from 1980 to the present, enabling continuous historical models that track monthly and daily ozone variations across decades.</w:t>
-      </w:r>
-      <w:r>
-        <w:rPr>
-          <w:szCs w:val="24"/>
-        </w:rPr>
         <w:t xml:space="preserve"> </w:t>
       </w:r>
       <w:r>
         <w:rPr>
           <w:szCs w:val="24"/>
         </w:rPr>
-        <w:t>The pursuit of high spatial resolution O</w:t>
-      </w:r>
-      <w:r>
-        <w:rPr>
-          <w:szCs w:val="24"/>
-          <w:vertAlign w:val="subscript"/>
-        </w:rPr>
-        <w:t>3</w:t>
-      </w:r>
-      <w:r>
-        <w:rPr>
-          <w:szCs w:val="24"/>
-        </w:rPr>
-        <w:t xml:space="preserve"> models may represent a landmark methodology</w:t>
-      </w:r>
-      <w:r>
-        <w:rPr>
-          <w:caps/>
-          <w:szCs w:val="24"/>
+        <w:t>for GIS users. This ambition, driven by the imperative need for readily available, accurate, spatial-temporal based data has only become attainable due to advances in technology. Particularly, the availability of Big Data like TOAR/Google Earth Engine, application of spatial uncertainty into ML/AI representations of satellite data, and overall improvement of programming language syntaxes (Python 3.12.x, Java 8.x, R 4.x, SQL Server 2022, etc.).</w:t>
+      </w:r>
+    </w:p>
+    <w:p>
+      <w:pPr>
+        <w:pStyle w:val="NoSpacing"/>
+      </w:pPr>
+    </w:p>
+    <w:p>
+      <w:pPr>
+        <w:pStyle w:val="NoSpacing"/>
+        <w:rPr>
+          <w:i w:val="0"/>
+          <w:iCs/>
+        </w:rPr>
+      </w:pPr>
+      <w:r>
+        <w:rPr>
+          <w:i w:val="0"/>
+          <w:iCs/>
+        </w:rPr>
+        <w:t>Y</w:t>
+      </w:r>
+      <w:r>
+        <w:rPr>
+          <w:i w:val="0"/>
+          <w:iCs/>
+        </w:rPr>
+        <w:t xml:space="preserve">uma demonstrated the lowest percentage of normal births and the highest percentages of hemorrhage, eclampsia, and hypertension. Pima county demonstrated the highest percentages of infection and drug use, and the second-lowest percentage of normal births. Overall, the lowest percentage of normal births occurred in Black and Native American populations. Married mothers had the highest percentage of normal births, followed by single mothers and then divorced mothers. The percentage of normal births decreased with age and hypertension increased with age. No uniform trends were observed by payment </w:t>
+      </w:r>
+      <w:proofErr w:type="gramStart"/>
+      <w:r>
+        <w:rPr>
+          <w:i w:val="0"/>
+          <w:iCs/>
+        </w:rPr>
+        <w:t>method</w:t>
+      </w:r>
+      <w:proofErr w:type="gramEnd"/>
+      <w:r>
+        <w:rPr>
+          <w:i w:val="0"/>
+          <w:iCs/>
+        </w:rPr>
+        <w:t xml:space="preserve"> and were instead unique to each </w:t>
+      </w:r>
+      <w:proofErr w:type="gramStart"/>
+      <w:r>
+        <w:rPr>
+          <w:i w:val="0"/>
+          <w:iCs/>
+        </w:rPr>
+        <w:t>county</w:t>
+      </w:r>
+      <w:proofErr w:type="gramEnd"/>
+      <w:r>
+        <w:rPr>
+          <w:i w:val="0"/>
+          <w:iCs/>
+        </w:rPr>
+        <w:t>. The percentage of normal births increased as median</w:t>
+      </w:r>
+      <w:r>
+        <w:rPr>
+          <w:i w:val="0"/>
+          <w:iCs/>
         </w:rPr>
         <w:t xml:space="preserve"> </w:t>
       </w:r>
       <w:r>
         <w:rPr>
-          <w:szCs w:val="24"/>
-        </w:rPr>
-        <w:t>for GIS users. This ambition, driven by the imperative need for readily available, accurate, spatial-temporal based data has only become attainable due to advances in technology. Particularly, the availability of Big Data like TOAR/Google Earth Engine, application of spatial uncertainty into ML/AI representations of satellite data, and overall improvement of programming language syntaxes (Python 3.12.x, Java 8.x, R 4.x, SQL Server 2022, etc.).</w:t>
-      </w:r>
-    </w:p>
-    <w:p>
-      <w:pPr>
-        <w:pStyle w:val="NoSpacing"/>
-        <w:jc w:val="center"/>
-        <w:rPr>
           <w:i w:val="0"/>
           <w:iCs/>
         </w:rPr>
-      </w:pPr>
+        <w:t>income increased.</w:t>
+      </w:r>
     </w:p>
     <w:p>
       <w:pPr>
@@ -5716,6 +6124,29 @@
       <w14:ligatures w14:val="none"/>
     </w:rPr>
   </w:style>
+  <w:style w:type="character" w:styleId="Hyperlink">
+    <w:name w:val="Hyperlink"/>
+    <w:basedOn w:val="DefaultParagraphFont"/>
+    <w:uiPriority w:val="99"/>
+    <w:unhideWhenUsed/>
+    <w:rsid w:val="00941723"/>
+    <w:rPr>
+      <w:color w:val="467886" w:themeColor="hyperlink"/>
+      <w:u w:val="single"/>
+    </w:rPr>
+  </w:style>
+  <w:style w:type="character" w:styleId="UnresolvedMention">
+    <w:name w:val="Unresolved Mention"/>
+    <w:basedOn w:val="DefaultParagraphFont"/>
+    <w:uiPriority w:val="99"/>
+    <w:semiHidden/>
+    <w:unhideWhenUsed/>
+    <w:rsid w:val="00941723"/>
+    <w:rPr>
+      <w:color w:val="605E5C"/>
+      <w:shd w:val="clear" w:color="auto" w:fill="E1DFDD"/>
+    </w:rPr>
+  </w:style>
 </w:styles>
 </file>
 
